--- a/kardio/download/studien-aktuell.docx
+++ b/kardio/download/studien-aktuell.docx
@@ -62,7 +62,7 @@
           <w:color w:val="666666"/>
           <w:sz w:val="18"/>
         </w:rPr>
-        <w:t>Stand: 05.10.2026  |  6 Studien  |  kardio.m-vf.de</w:t>
+        <w:t>Stand: 23.10.2026  |  6 Studien  |  kardio.m-vf.de</w:t>
       </w:r>
     </w:p>
     <w:p>
@@ -70,7 +70,7 @@
         <w:pStyle w:val="Heading1"/>
       </w:pPr>
       <w:r>
-        <w:t>Aufgenommen am 05.10.2026</w:t>
+        <w:t>Aufgenommen am 23.10.2026</w:t>
       </w:r>
     </w:p>
     <w:p>
@@ -78,7 +78,7 @@
         <w:pStyle w:val="Heading2"/>
       </w:pPr>
       <w:r>
-        <w:t>Linksatrialer Verschluss bei Krebspatienten mit Vorhofflimmern: höhere Mortalität, gleiche Schlaganfall-/Blutungsrate</w:t>
+        <w:t>Akute Herzinsuffizienz in der Notaufnahme: Konsens zur Diagnostik und Management</w:t>
       </w:r>
     </w:p>
     <w:p>
@@ -88,12 +88,12 @@
           <w:color w:val="666666"/>
           <w:sz w:val="18"/>
         </w:rPr>
-        <w:t>Afonso LM et al.  ·  Am J Cardiol  ·  04.10.2026  ·  PMID 42830154</w:t>
+        <w:t>Miró Ò et al.  ·  Eur Heart J  ·  22.10.2026  ·  PMID 42906949</w:t>
       </w:r>
     </w:p>
     <w:p>
       <w:r>
-        <w:t>Systematische Übersichtsarbeit und aktualisierte Metaanalyse: 9 Studien mit 209.325 Patienten, davon 39,3% Frauen, Alter 77 Jahre, zur Sicherheit und Wirksamkeit des linksatrialen Appendage Occlusion (LAAO) bei Krebspatienten mit Vorhofflimmern.</w:t>
+        <w:t>Europäische Konsensusempfehlungen zur Diagnostik, Triage und Behandlung akuter Herzinsuffizienz in Notaufnahmen und Rettungsdiensten, mit Fokus auf phenotypische Klassifikation, Biomarker, Bildgebung, Ventilation, Diuretika und frühe Therapieinitiierung.</w:t>
       </w:r>
     </w:p>
     <w:p>
@@ -104,7 +104,7 @@
         <w:t xml:space="preserve">Ergebnis: </w:t>
       </w:r>
       <w:r>
-        <w:t>Krebs assoziiert mit höherer Langzeit-Gesamtmortalität (HR 1,64, 95%-KI 1,20–2,23; p=0,002). Kein signifikanter Unterschied bei Schlaganfall (HR 0,59, 95%-KI 0,30–1,15; p=0,12) oder Blutung (HR 1,02, 95%-KI 0,57–1,83; p=0,94). Kein Unterschied zwischen aktuellem und prior Krebs (p=0,146).</w:t>
+        <w:t>Das Dokument betont die kritische Bedeutung einer schnellen phenotypischen Klassifikation in akute dekompensierte Herzinsuffizienz, akutes Lungenödem, isoliertes Rechtsherzversagen oder kardiogener Schock zur Steuerung der Frühbehandlung und Triage. Es identifiziert Wissenslücken und Forschungsprioritäten, einschließlich pragmatischer Studien zu Rettungsdienst-Interventionen und Biomarker-gestützter Therapie zur Verbesserung der Outcomes bei akuter Herzinsuffizienz.</w:t>
       </w:r>
     </w:p>
     <w:p>
@@ -119,7 +119,7 @@
         <w:rPr>
           <w:sz w:val="19"/>
         </w:rPr>
-        <w:t>Internationale Kohorten, Befund zur Mortalität systemunabhängig, Indikationsabwägung für deutsche Zentren relevant</w:t>
+        <w:t>Europäische Konsensusarbeit, mehrere deutsche und österreichische Zentren, direkt auf europäische Notfall-Strukturen übertragbar.</w:t>
       </w:r>
     </w:p>
     <w:p>
@@ -128,7 +128,7 @@
           <w:color w:val="5A7D3A"/>
           <w:sz w:val="18"/>
         </w:rPr>
-        <w:t>https://pubmed.ncbi.nlm.nih.gov/42830154/</w:t>
+        <w:t>https://pubmed.ncbi.nlm.nih.gov/42906949/</w:t>
       </w:r>
     </w:p>
     <w:p>
@@ -136,7 +136,7 @@
         <w:pStyle w:val="Heading2"/>
       </w:pPr>
       <w:r>
-        <w:t>Osaka Prognostic Score sagt paroxysmals Vorhofflimmern voraus: OR 3,37</w:t>
+        <w:t>Digitale Gesundheitsinterventionen bei KHK: Weniger kardiovaskuläre Ereignisse</w:t>
       </w:r>
     </w:p>
     <w:p>
@@ -146,12 +146,12 @@
           <w:color w:val="666666"/>
           <w:sz w:val="18"/>
         </w:rPr>
-        <w:t>Yıldırım E et al.  ·  Herz  ·  01.10.2026  ·  PMID 42823488</w:t>
+        <w:t>Chan A et al.  ·  Eur J Prev Cardiol  ·  22.10.2026  ·  PMID 42906925</w:t>
       </w:r>
     </w:p>
     <w:p>
       <w:r>
-        <w:t>Querschnittsstudie: 941 Personen (198 mit VF-Anamnese, 743 Kontrollen) wurden auf Zusammenhang zwischen Osaka Prognostic Score (OPS, basierend auf CRP, Lymphozytenzahl, Albumin) und paroxysmalem Vorhofflimmern untersucht.</w:t>
+        <w:t>Systematischer Review und Metaanalyse von 72 Studien (45 in Meta-Analyse, 23.111 Patienten) zur Wirksamkeit digitaler Gesundheitsinterventionen zur Versorgungsintegration bei Koronarer Herzkrankheit im Vergleich zu üblicher Behandlung.</w:t>
       </w:r>
     </w:p>
     <w:p>
@@ -162,7 +162,7 @@
         <w:t xml:space="preserve">Ergebnis: </w:t>
       </w:r>
       <w:r>
-        <w:t>Multivariable logistische Regression: OPS unabhängig mit VF assoziiert (OR 3,37; p&lt;0,001). ROC-Analyse: OPS &gt;0,5 mit VF-Präsenz verbunden (Sensitivität 55,6%, Spezifität 77,4%, AUC 0,682; p&lt;0,001). Einfacher klinischer Biomarker, der Zusatzinformation zur Risikostratifikation liefert.</w:t>
+        <w:t>Digitale Interventionen mit Versorgungsintegration reduzieren kardiovaskuläre Ereignisse (OR 0,74 [0,59–0,92], p=0,02), zeigen aber keinen signifikanten Effekt auf Gesamtsterblichkeit oder Readmissionen. Aktuelle Evidenz konzentriert sich auf patientenzentrierte Integration; systemic-level Integration bleibt untersucht.</w:t>
       </w:r>
     </w:p>
     <w:p>
@@ -177,7 +177,7 @@
         <w:rPr>
           <w:sz w:val="19"/>
         </w:rPr>
-        <w:t>Türkei, prospektives Design zur Validierung erforderlich, Biomarker-Konzept international übertragbar</w:t>
+        <w:t>Internationale Evidenz, Übertragung auf deutsches ambulantes Versorgungssystem mit strukturierten Herzprogrammen möglich.</w:t>
       </w:r>
     </w:p>
     <w:p>
@@ -186,7 +186,7 @@
           <w:color w:val="5A7D3A"/>
           <w:sz w:val="18"/>
         </w:rPr>
-        <w:t>https://pubmed.ncbi.nlm.nih.gov/42823488/</w:t>
+        <w:t>https://pubmed.ncbi.nlm.nih.gov/42906925/</w:t>
       </w:r>
     </w:p>
     <w:p>
@@ -194,7 +194,7 @@
         <w:pStyle w:val="Heading2"/>
       </w:pPr>
       <w:r>
-        <w:t>Stereotaktische Bestrahlung für therapierefraktäre Kammertachykardie bei Chagas-Kardiomyopathie möglich</w:t>
+        <w:t>Schrittmacher-induzierte Kardiomyopathie: RVOT-Position reduziert Risiko</w:t>
       </w:r>
     </w:p>
     <w:p>
@@ -204,12 +204,12 @@
           <w:color w:val="666666"/>
           <w:sz w:val="18"/>
         </w:rPr>
-        <w:t>Salvajoli B et al.  ·  JACC Clin Electrophysiol  ·  11.09.2026  ·  PMID 42820878</w:t>
+        <w:t>Van Weyenbergh T et al.  ·  Heart Rhythm  ·  21.10.2026  ·  PMID 42906715</w:t>
       </w:r>
     </w:p>
     <w:p>
       <w:r>
-        <w:t>Prospektive Phase-I/II-Pilotstudie: 11 Patienten mit Chagas-Kardiomyopathie und therapierefraktärer Kammertachykardie, bei denen interventionelle Ablation versagt oder nicht in Frage kam, erhielten einzelne 25-Gy-SBRT-Fraktion auf arrhythmisches Substrat.</w:t>
+        <w:t>Retrospektive Single-Center-Studie an 401 Patienten mit leadless-Ventrikelschrittmachern (Micra AV n=145) zur Erfassung der Häufigkeit therapie-induzierter Kardiomyopathie und Assoziation von Implantationsort und AV-synchroner Stimulation mit Outcome.</w:t>
       </w:r>
     </w:p>
     <w:p>
@@ -220,7 +220,7 @@
         <w:t xml:space="preserve">Ergebnis: </w:t>
       </w:r>
       <w:r>
-        <w:t>Median Follow-up 160 Tage: VT-Rezidiv in 10 von 11 Patienten (Median bis Rezidiv 79 Tage nach 6-Wochen-Blanking-Phase). Vergleich 12 Monate nach vs. 6 Monate vor SBRT: signifikante Reduktion VT-Episoden (p=0,040), Antitachykardie-Pacing (p=0,012) und kombinierte Therapien (p=0,022). 12-Monats-Gesamtüberleben 45,5%. Keine schwerwiegenden therapiebedingten Nebenwirkungen.</w:t>
+        <w:t>Über 33,0 Monate median: Kardiomyopathie in 13,6% (4,8%/Jahr), therapie-induzierte Kardiomyopathie in 5,5% (1,9%/Jahr). RVOT-Implantation assoziiert mit niedrigerer Kardiomyopathie-Inzidenz (HR 0,48, p=0,019) und langsamerem Auswurffrraktions-Rückgang (−0,56%/Jahr vs. −1,43%/Jahr, p=0,013). Micra-AV-Geräte zeigten keinen Vorteil gegenüber VR-Geräten.</w:t>
       </w:r>
     </w:p>
     <w:p>
@@ -235,7 +235,7 @@
         <w:rPr>
           <w:sz w:val="19"/>
         </w:rPr>
-        <w:t>Brasilien, neue Technik, aber Machbarkeit und Sicherheit wegweisend für seltene, therapierefraktäre Indikation</w:t>
+        <w:t>Belgische Universitätsklinik, europäische Implantationspraxis und Langzeit-Überwachung.</w:t>
       </w:r>
     </w:p>
     <w:p>
@@ -244,7 +244,7 @@
           <w:color w:val="5A7D3A"/>
           <w:sz w:val="18"/>
         </w:rPr>
-        <w:t>https://pubmed.ncbi.nlm.nih.gov/42820878/</w:t>
+        <w:t>https://pubmed.ncbi.nlm.nih.gov/42906715/</w:t>
       </w:r>
     </w:p>
     <w:p>
@@ -252,7 +252,7 @@
         <w:pStyle w:val="Heading2"/>
       </w:pPr>
       <w:r>
-        <w:t>Transkatheter-PDA-Verschluss am Bett Neugeborener sicherer und kürzer als im Labor</w:t>
+        <w:t>Pulsfeldablation bei Vorhofflimmern: 75–85 % Arrhythmiefreiheit paroxysmal</w:t>
       </w:r>
     </w:p>
     <w:p>
@@ -262,12 +262,12 @@
           <w:color w:val="666666"/>
           <w:sz w:val="18"/>
         </w:rPr>
-        <w:t>Sathanandam S et al.  ·  JACC Cardiovasc Interv  ·  28.09.2026  ·  PMID 42805720</w:t>
+        <w:t>Boveda S et al.  ·  Europace  ·  21.10.2026  ·  PMID 42905913</w:t>
       </w:r>
     </w:p>
     <w:p>
       <w:r>
-        <w:t>Retrospektive Analyse der Transition eines interventionellen Verfahrens vom Katheterisierungslabor auf die neonatale Intensivstation: 500 extrem frühgeborene Kinder (&lt;28 Wochen, &lt;2 kg) mit hämodynamisch signifikantem Ductus arteriosus, davon 176 am Bett behandelt.</w:t>
+        <w:t>Europäische Übersichtsarbeit zur Pulsfeldablation (PFA) bei paroxysmalem und persistierendem Vorhofflimmern, basierend auf aktuellen klinischen Studien, mit Angaben zu Effektivität, Komplikationen und Patientenberichteten Ergebnissen.</w:t>
       </w:r>
     </w:p>
     <w:p>
@@ -278,7 +278,7 @@
         <w:t xml:space="preserve">Ergebnis: </w:t>
       </w:r>
       <w:r>
-        <w:t>Bettseitige Verfahren waren kürzer (18 Min. vs. 32 Min., p&lt;0,001), mit weniger Strahlenbelastung (0,019 vs. 0,068 Gy×cm²; p&lt;0,001). Prozedurales Erfolg: 100% in allen Settings. Komplikationsrate 1,7% ähnlich in allen Gruppen. Überlebensrate nach Median 6,8 Jahren: 89%, keine Rezidiv-PDAs, minimale Spätkomplikationen.</w:t>
+        <w:t>Paroxysmal Vorhofflimmern: 12-Monats-Arrhythmiefreiheit 75–85 %, Komplikationsrate 1–3 %. Persistierendes Vorhofflimmern: 60–75 % Arrhythmiefreiheit, &lt;3 % schwere Komplikationen. PFA zeigt verbesserte prozedurale Verträglichkeit, reduzierten Analgetika-Bedarf und mögliche Same-Day-Entlassung gegenüber thermalen Methoden.</w:t>
       </w:r>
     </w:p>
     <w:p>
@@ -293,7 +293,7 @@
         <w:rPr>
           <w:sz w:val="19"/>
         </w:rPr>
-        <w:t>USA-Zentren, aber Verfahrenssicherheit und Outcome-Daten unabhängig von Gesundheitssystem übertragbar</w:t>
+        <w:t>Europäische Konsensusarbeit mehrerer Länder (Frankreich, Deutschland, Belgien, UK), direkt auf deutsche EP-Labore übertragbar.</w:t>
       </w:r>
     </w:p>
     <w:p>
@@ -302,7 +302,7 @@
           <w:color w:val="5A7D3A"/>
           <w:sz w:val="18"/>
         </w:rPr>
-        <w:t>https://pubmed.ncbi.nlm.nih.gov/42805720/</w:t>
+        <w:t>https://pubmed.ncbi.nlm.nih.gov/42905913/</w:t>
       </w:r>
     </w:p>
     <w:p>
@@ -310,7 +310,7 @@
         <w:pStyle w:val="Heading2"/>
       </w:pPr>
       <w:r>
-        <w:t>HFpEF und HFmrEF: Klinische Trends in Patientendaten-Metaanalyse stabilisiert sich</w:t>
+        <w:t>Pulsfeldablation: Echtzeit-Kontrolle der Läsions-Qualität noch nicht standardisiert</w:t>
       </w:r>
     </w:p>
     <w:p>
@@ -320,12 +320,12 @@
           <w:color w:val="666666"/>
           <w:sz w:val="18"/>
         </w:rPr>
-        <w:t>Gori M et al.  ·  Eur Heart J  ·  26.09.2026  ·  PMID 42799541</w:t>
+        <w:t>Cespón-Fernández M et al.  ·  Europace  ·  21.10.2026  ·  PMID 42905912</w:t>
       </w:r>
     </w:p>
     <w:p>
       <w:r>
-        <w:t>Individuelle Patientendaten-Metaanalyse von Herzinsuffizienz-Studien mit erhaltener und mittlerer Auswurffraktion: Analyse von zeitlichen Trends und Outcomes über mehrere Jahrzehnte in randomisierten Kontrolltrialen.</w:t>
+        <w:t>Europäischer Übersichtsartikel zu Methoden der intraprozedualen Überwachung und Kontrolle der Läsions-Bildung und -Dauerhaftigkeit bei Pulsfeldablation für Vorhofflimmern.</w:t>
       </w:r>
     </w:p>
     <w:p>
@@ -336,7 +336,7 @@
         <w:t xml:space="preserve">Ergebnis: </w:t>
       </w:r>
       <w:r>
-        <w:t>Gori et al. zeigen, dass sich die klinischen Charakteristiken und Outcomevariablen von HFpEF und HFmrEF über Zeit stabilisieren; präzise Quantifizierung der Baseline-Merkmale und Endpunkte im Abstract nicht genannt. Befund unterstreicht, dass diese Phänotypen konstante Prognostik aufweisen.</w:t>
+        <w:t>Läsionsgröße und -geometrie hängen primär vom elektrischen Feld und kumulativer Elektroporation ab. Konventionelle thermale Marker (Elektrogramm-Abschwächung, Impedanzänderung, Stimulationsschwelle) korrelieren schlecht mit durablerender irreversibler Elektroporation. Multiparametrische Läsions-Schätzmodelle zeigen vielversprechende präklinische Ergebnisse, klinische Validierung bleibt begrenzt. Robuste intraprozedurale Marker fehlen noch; gegenwärtige Workflows stützen sich auf standardisierte Energieprotokolle und Läsions-Überlappung.</w:t>
       </w:r>
     </w:p>
     <w:p>
@@ -351,7 +351,7 @@
         <w:rPr>
           <w:sz w:val="19"/>
         </w:rPr>
-        <w:t>Europäische und nordamerikanische Studienpopulationen, übertragbar auf strukturierte Versorgung</w:t>
+        <w:t>Europäische Arbeitsgruppe (Spanien, Schweiz, Niederlande, Belgien, USA), auf deutsche Katheterlabore anwendbar.</w:t>
       </w:r>
     </w:p>
     <w:p>
@@ -360,7 +360,7 @@
           <w:color w:val="5A7D3A"/>
           <w:sz w:val="18"/>
         </w:rPr>
-        <w:t>https://pubmed.ncbi.nlm.nih.gov/42799541/</w:t>
+        <w:t>https://pubmed.ncbi.nlm.nih.gov/42905912/</w:t>
       </w:r>
     </w:p>
     <w:p>
@@ -368,7 +368,7 @@
         <w:pStyle w:val="Heading2"/>
       </w:pPr>
       <w:r>
-        <w:t>Klonale Hämatopoese DNMT3A verursacht endotheliale Aktivierung und Herzinsuffizienz via Semaphorin 4A</w:t>
+        <w:t>Antikoagulation nach VHF-Ablation: Absetzen bei niedrigem Schlaganfallrisiko sicher</w:t>
       </w:r>
     </w:p>
     <w:p>
@@ -378,12 +378,12 @@
           <w:color w:val="666666"/>
           <w:sz w:val="18"/>
         </w:rPr>
-        <w:t>Shumliakivska M et al.  ·  Cardiovasc Res  ·  05.09.2026  ·  PMID 42698267</w:t>
+        <w:t>Lee YS et al.  ·  Heart Rhythm  ·  16.10.2026  ·  PMID 42887624</w:t>
       </w:r>
     </w:p>
     <w:p>
       <w:r>
-        <w:t>Experimentelle Arbeit: DNMT3A-getriebene klonale Hämatopoese wurde in Herzinsuffizienz-Modellen untersucht; Mechanismus über Semaphorin-4A-abhängige endotheliale Aktivierung identifiziert durch genetische und pharmakologische Intervention.</w:t>
+        <w:t>Post-hoc-Analyse der ALONE-AF-Studie an 840 Patienten, stratifiziert nach CHA2DS2-VASc-Score ≤2 oder ≥3, zum Vergleich Antikoagulations-Absetzen versus Fortsetzung nach erfolgreicher VHF-Ablation.</w:t>
       </w:r>
     </w:p>
     <w:p>
@@ -394,7 +394,7 @@
         <w:t xml:space="preserve">Ergebnis: </w:t>
       </w:r>
       <w:r>
-        <w:t>DNMT3A-Mutation in Blutvorläuferzellen triggert klonale Expansion, die über zirkulierende Signalmoleküle (Semaphorin 4A) endotheliale Dysfunktion und Herzinsuffizienz-Phänotyp induziert. Genetische und pharmazeutische Blockade des Mechanismus reduziert HF-Progression in vivo.</w:t>
+        <w:t>CHA2DS2-VASc ≤2: Primärer Endpunkt (Schlaganfall, systemische Embolie, major bleeding) in 0,4 % (Absetzen) vs. 2,4 % (Fortsetzung), Differenz −1,9 Prozentpunkte (p=0,066). CHA2DS2-VASc ≥3: 1,8 % nur in Fortsetzungs-Gruppe. Alle major-bleeding-Ereignisse (n=5) traten in Fortsetzungs-Gruppen auf. Competing-risk-Analyse bestätigte Ergebnisse.</w:t>
       </w:r>
     </w:p>
     <w:p>
@@ -409,7 +409,7 @@
         <w:rPr>
           <w:sz w:val="19"/>
         </w:rPr>
-        <w:t>Deutschland (Frankfurt, Heidelberg), funktioneller Mechanismus mit therapeutischem Ansatz für tiefere Grundlagenforschung</w:t>
+        <w:t>Koreanische Multizenterstudie, stroke-risk-Stratifizierung international anerkannt und auf Deutschland übertragbar.</w:t>
       </w:r>
     </w:p>
     <w:p>
@@ -418,7 +418,7 @@
           <w:color w:val="5A7D3A"/>
           <w:sz w:val="18"/>
         </w:rPr>
-        <w:t>https://pubmed.ncbi.nlm.nih.gov/42698267/</w:t>
+        <w:t>https://pubmed.ncbi.nlm.nih.gov/42887624/</w:t>
       </w:r>
     </w:p>
     <w:sectPr>

--- a/kardio/download/studien-aktuell.docx
+++ b/kardio/download/studien-aktuell.docx
@@ -62,7 +62,7 @@
           <w:color w:val="666666"/>
           <w:sz w:val="18"/>
         </w:rPr>
-        <w:t>Stand: 23.10.2026  |  6 Studien  |  kardio.m-vf.de</w:t>
+        <w:t>Stand: 24.10.2026  |  6 Studien  |  kardio.m-vf.de</w:t>
       </w:r>
     </w:p>
     <w:p>
@@ -70,7 +70,7 @@
         <w:pStyle w:val="Heading1"/>
       </w:pPr>
       <w:r>
-        <w:t>Aufgenommen am 23.10.2026</w:t>
+        <w:t>Aufgenommen am 24.10.2026</w:t>
       </w:r>
     </w:p>
     <w:p>
@@ -78,7 +78,7 @@
         <w:pStyle w:val="Heading2"/>
       </w:pPr>
       <w:r>
-        <w:t>Akute Herzinsuffizienz in der Notaufnahme: Konsens zur Diagnostik und Management</w:t>
+        <w:t>Pulsed-Field-Ablation bei Vorhofflimmern: 82,5 % Freiheit von Arrhythmien nach 12 Monaten</w:t>
       </w:r>
     </w:p>
     <w:p>
@@ -88,12 +88,12 @@
           <w:color w:val="666666"/>
           <w:sz w:val="18"/>
         </w:rPr>
-        <w:t>Miró Ò et al.  ·  Eur Heart J  ·  22.10.2026  ·  PMID 42906949</w:t>
+        <w:t>Duytschaever M et al.  ·  Heart Rhythm  ·  22.10.2026  ·  PMID 42913987</w:t>
       </w:r>
     </w:p>
     <w:p>
       <w:r>
-        <w:t>Europäische Konsensusempfehlungen zur Diagnostik, Triage und Behandlung akuter Herzinsuffizienz in Notaufnahmen und Rettungsdiensten, mit Fokus auf phenotypische Klassifikation, Biomarker, Bildgebung, Ventilation, Diuretika und frühe Therapieinitiierung.</w:t>
+        <w:t>Prospektive Studie mit 136 Patienten zur Pulmonalen-Venen-Isolierung mittels Pulsed-Field-Ablation (PFA) mit Kontaktkraft-Sensing und 3D-Mapping.</w:t>
       </w:r>
     </w:p>
     <w:p>
@@ -104,7 +104,7 @@
         <w:t xml:space="preserve">Ergebnis: </w:t>
       </w:r>
       <w:r>
-        <w:t>Das Dokument betont die kritische Bedeutung einer schnellen phenotypischen Klassifikation in akute dekompensierte Herzinsuffizienz, akutes Lungenödem, isoliertes Rechtsherzversagen oder kardiogener Schock zur Steuerung der Frühbehandlung und Triage. Es identifiziert Wissenslücken und Forschungsprioritäten, einschließlich pragmatischer Studien zu Rettungsdienst-Interventionen und Biomarker-gestützter Therapie zur Verbesserung der Outcomes bei akuter Herzinsuffizienz.</w:t>
+        <w:t>82,5 % der Patienten waren nach 12 Monaten frei von dokumentierten symptomatischen/asymptomatischen Vorhofflimmern; kardiovaskuläre Hospitalisierungen sanken um 40,9 %, Antiarrhythmika-Nutzung um 49,3 %. Ernsthaft durch Gerät/Prozedur bedingte Komplikationen traten in 2,9 % auf. Die PFA zeigte Sicherheit und Versorgungsvorteil.</w:t>
       </w:r>
     </w:p>
     <w:p>
@@ -119,7 +119,7 @@
         <w:rPr>
           <w:sz w:val="19"/>
         </w:rPr>
-        <w:t>Europäische Konsensusarbeit, mehrere deutsche und österreichische Zentren, direkt auf europäische Notfall-Strukturen übertragbar.</w:t>
+        <w:t>Multizentrische europäische Studie, vergleichbar mit deutschen Ablationszentren.</w:t>
       </w:r>
     </w:p>
     <w:p>
@@ -128,7 +128,7 @@
           <w:color w:val="5A7D3A"/>
           <w:sz w:val="18"/>
         </w:rPr>
-        <w:t>https://pubmed.ncbi.nlm.nih.gov/42906949/</w:t>
+        <w:t>https://pubmed.ncbi.nlm.nih.gov/42913987/</w:t>
       </w:r>
     </w:p>
     <w:p>
@@ -136,7 +136,7 @@
         <w:pStyle w:val="Heading2"/>
       </w:pPr>
       <w:r>
-        <w:t>Digitale Gesundheitsinterventionen bei KHK: Weniger kardiovaskuläre Ereignisse</w:t>
+        <w:t>Katheter-Ablation vs. Schein-Ablation bei Vorhofflimmern: Meta-Analyse mit 468 Patienten</w:t>
       </w:r>
     </w:p>
     <w:p>
@@ -146,12 +146,12 @@
           <w:color w:val="666666"/>
           <w:sz w:val="18"/>
         </w:rPr>
-        <w:t>Chan A et al.  ·  Eur J Prev Cardiol  ·  22.10.2026  ·  PMID 42906925</w:t>
+        <w:t>Kakarla S et al.  ·  Heart Rhythm  ·  22.10.2026  ·  PMID 42913986</w:t>
       </w:r>
     </w:p>
     <w:p>
       <w:r>
-        <w:t>Systematischer Review und Metaanalyse von 72 Studien (45 in Meta-Analyse, 23.111 Patienten) zur Wirksamkeit digitaler Gesundheitsinterventionen zur Versorgungsintegration bei Koronarer Herzkrankheit im Vergleich zu üblicher Behandlung.</w:t>
+        <w:t>Bayesianische Metaanalyse von vier randomisierten Studien zum Vergleich von Katheter-Ablation mit Sham-Kontrolle bei symptomatischem Vorhofflimmern hinsichtlich Lebensqualität und Rezidivrate.</w:t>
       </w:r>
     </w:p>
     <w:p>
@@ -162,7 +162,7 @@
         <w:t xml:space="preserve">Ergebnis: </w:t>
       </w:r>
       <w:r>
-        <w:t>Digitale Interventionen mit Versorgungsintegration reduzieren kardiovaskuläre Ereignisse (OR 0,74 [0,59–0,92], p=0,02), zeigen aber keinen signifikanten Effekt auf Gesamtsterblichkeit oder Readmissionen. Aktuelle Evidenz konzentriert sich auf patientenzentrierte Integration; systemic-level Integration bleibt untersucht.</w:t>
+        <w:t>Ablation verbesserte AFEQT-Score um 13,5 Punkte (95%-Kredibilität 1,6–26,9; Wahrscheinlichkeit klinisch bedeutsam &gt;5 Punkte: 0,94). Ablation reduzierte Vorhofflimmern-Rezidive in allen Studien (gepooltes Risiko-Verhältnis 0,49, 95%-KI 0,17–0,89). Evidenzqualität moderat für Rhythmuskontrolle, niedrig für Lebensqualität.</w:t>
       </w:r>
     </w:p>
     <w:p>
@@ -177,7 +177,7 @@
         <w:rPr>
           <w:sz w:val="19"/>
         </w:rPr>
-        <w:t>Internationale Evidenz, Übertragung auf deutsches ambulantes Versorgungssystem mit strukturierten Herzprogrammen möglich.</w:t>
+        <w:t>Internationale Metaanalyse mit europäischen Zentren; zeigt klinischen Nutzen für Leitlinien.</w:t>
       </w:r>
     </w:p>
     <w:p>
@@ -186,7 +186,7 @@
           <w:color w:val="5A7D3A"/>
           <w:sz w:val="18"/>
         </w:rPr>
-        <w:t>https://pubmed.ncbi.nlm.nih.gov/42906925/</w:t>
+        <w:t>https://pubmed.ncbi.nlm.nih.gov/42913986/</w:t>
       </w:r>
     </w:p>
     <w:p>
@@ -194,7 +194,7 @@
         <w:pStyle w:val="Heading2"/>
       </w:pPr>
       <w:r>
-        <w:t>Schrittmacher-induzierte Kardiomyopathie: RVOT-Position reduziert Risiko</w:t>
+        <w:t>Kardiale Rehabilitation: 750–1000 MET-min/Woche optimal für VO2-Peak-Verbesserung</w:t>
       </w:r>
     </w:p>
     <w:p>
@@ -204,12 +204,12 @@
           <w:color w:val="666666"/>
           <w:sz w:val="18"/>
         </w:rPr>
-        <w:t>Van Weyenbergh T et al.  ·  Heart Rhythm  ·  21.10.2026  ·  PMID 42906715</w:t>
+        <w:t>Zhang W et al.  ·  Eur J Prev Cardiol  ·  23.10.2026  ·  PMID 42913481</w:t>
       </w:r>
     </w:p>
     <w:p>
       <w:r>
-        <w:t>Retrospektive Single-Center-Studie an 401 Patienten mit leadless-Ventrikelschrittmachern (Micra AV n=145) zur Erfassung der Häufigkeit therapie-induzierter Kardiomyopathie und Assoziation von Implantationsort und AV-synchroner Stimulation mit Outcome.</w:t>
+        <w:t>Bayesianische Netzwerk-Metaanalyse von 100 RCTs mit 5.353 Patienten zur Dosis-Wirkungs-Beziehung verschiedener Trainingsmodalitäten (Intervall-Aerob, kontinuierlich, Kraft, Mind-Body) auf Sauerstoffaufnahme.</w:t>
       </w:r>
     </w:p>
     <w:p>
@@ -220,7 +220,7 @@
         <w:t xml:space="preserve">Ergebnis: </w:t>
       </w:r>
       <w:r>
-        <w:t>Über 33,0 Monate median: Kardiomyopathie in 13,6% (4,8%/Jahr), therapie-induzierte Kardiomyopathie in 5,5% (1,9%/Jahr). RVOT-Implantation assoziiert mit niedrigerer Kardiomyopathie-Inzidenz (HR 0,48, p=0,019) und langsamerem Auswurffrraktions-Rückgang (−0,56%/Jahr vs. −1,43%/Jahr, p=0,013). Micra-AV-Geräte zeigten keinen Vorteil gegenüber VR-Geräten.</w:t>
+        <w:t>Dosis-Wirkungs-Kurve folgt Emax-Modell; ED50 ~80–90 MET-min/Woche; 750–1000 MET-min/Woche nähert sich maximaler Wirkung. Rangfolge: Intervall-Aerobtraining (Emax 3,50), Krafttraining (3,66), Kombination (3,49). Empfehlung: Intervall-Aerobtraining oder Kraft für gute Ausdauer, Mind-Body für begrenzte Toleranz.</w:t>
       </w:r>
     </w:p>
     <w:p>
@@ -235,7 +235,7 @@
         <w:rPr>
           <w:sz w:val="19"/>
         </w:rPr>
-        <w:t>Belgische Universitätsklinik, europäische Implantationspraxis und Langzeit-Überwachung.</w:t>
+        <w:t>Internationale Metaanalyse, Design übertragbar auf deutsche Rehabilitationsprogramme.</w:t>
       </w:r>
     </w:p>
     <w:p>
@@ -244,7 +244,7 @@
           <w:color w:val="5A7D3A"/>
           <w:sz w:val="18"/>
         </w:rPr>
-        <w:t>https://pubmed.ncbi.nlm.nih.gov/42906715/</w:t>
+        <w:t>https://pubmed.ncbi.nlm.nih.gov/42913481/</w:t>
       </w:r>
     </w:p>
     <w:p>
@@ -252,7 +252,7 @@
         <w:pStyle w:val="Heading2"/>
       </w:pPr>
       <w:r>
-        <w:t>Pulsfeldablation bei Vorhofflimmern: 75–85 % Arrhythmiefreiheit paroxysmal</w:t>
+        <w:t>REBIRTH-Studie: Bromocriptin bei Peripartum-Kardiomyopathie – 200 Frauen randomisiert</w:t>
       </w:r>
     </w:p>
     <w:p>
@@ -262,12 +262,12 @@
           <w:color w:val="666666"/>
           <w:sz w:val="18"/>
         </w:rPr>
-        <w:t>Boveda S et al.  ·  Europace  ·  21.10.2026  ·  PMID 42905913</w:t>
+        <w:t>Wang T et al.  ·  JACC Heart Fail  ·  21.10.2026  ·  PMID 42911149</w:t>
       </w:r>
     </w:p>
     <w:p>
       <w:r>
-        <w:t>Europäische Übersichtsarbeit zur Pulsfeldablation (PFA) bei paroxysmalem und persistierendem Vorhofflimmern, basierend auf aktuellen klinischen Studien, mit Angaben zu Effektivität, Komplikationen und Patientenberichteten Ergebnissen.</w:t>
+        <w:t>Randomisierte Studie mit 200 Frauen mit Peripartum-Kardiomyopathie (LVEF ≤40 % innerhalb 5 Monate postpartal), die Bromocriptin versus Placebo zusätzlich zur Leitlinien-Therapie erhalten; Primärendpunkt LVEF bei 6 Monaten.</w:t>
       </w:r>
     </w:p>
     <w:p>
@@ -278,7 +278,7 @@
         <w:t xml:space="preserve">Ergebnis: </w:t>
       </w:r>
       <w:r>
-        <w:t>Paroxysmal Vorhofflimmern: 12-Monats-Arrhythmiefreiheit 75–85 %, Komplikationsrate 1–3 %. Persistierendes Vorhofflimmern: 60–75 % Arrhythmiefreiheit, &lt;3 % schwere Komplikationen. PFA zeigt verbesserte prozedurale Verträglichkeit, reduzierten Analgetika-Bedarf und mögliche Same-Day-Entlassung gegenüber thermalen Methoden.</w:t>
+        <w:t>Studie noch laufend, Ergebnisse für 2027 erwartet. Sekundärendpunkte: LVEF 12 Monate, Ereignisfreiheit (Tod, Herztransplantation, LVAD), Hospitaliserungsfreiheit bis 3 Jahre. 50 Frauen in separater Stillkohorte (ausgeschlossen von Randomisierung).</w:t>
       </w:r>
     </w:p>
     <w:p>
@@ -293,7 +293,7 @@
         <w:rPr>
           <w:sz w:val="19"/>
         </w:rPr>
-        <w:t>Europäische Konsensusarbeit mehrerer Länder (Frankreich, Deutschland, Belgien, UK), direkt auf deutsche EP-Labore übertragbar.</w:t>
+        <w:t>Nordamerikanische Studie in diverser Population, Therapieprinzipien auf Deutschland übertragbar.</w:t>
       </w:r>
     </w:p>
     <w:p>
@@ -302,7 +302,7 @@
           <w:color w:val="5A7D3A"/>
           <w:sz w:val="18"/>
         </w:rPr>
-        <w:t>https://pubmed.ncbi.nlm.nih.gov/42905913/</w:t>
+        <w:t>https://pubmed.ncbi.nlm.nih.gov/42911149/</w:t>
       </w:r>
     </w:p>
     <w:p>
@@ -310,7 +310,7 @@
         <w:pStyle w:val="Heading2"/>
       </w:pPr>
       <w:r>
-        <w:t>Pulsfeldablation: Echtzeit-Kontrolle der Läsions-Qualität noch nicht standardisiert</w:t>
+        <w:t>TAVI + koronare Stenose: Physiology-gesteuerte PCI reduziert MACE um 20 %</w:t>
       </w:r>
     </w:p>
     <w:p>
@@ -320,12 +320,12 @@
           <w:color w:val="666666"/>
           <w:sz w:val="18"/>
         </w:rPr>
-        <w:t>Cespón-Fernández M et al.  ·  Europace  ·  21.10.2026  ·  PMID 42905912</w:t>
+        <w:t>Bujak K et al.  ·  EuroIntervention  ·  19.10.2026  ·  PMID 42910974</w:t>
       </w:r>
     </w:p>
     <w:p>
       <w:r>
-        <w:t>Europäischer Übersichtsartikel zu Methoden der intraprozedualen Überwachung und Kontrolle der Läsions-Bildung und -Dauerhaftigkeit bei Pulsfeldablation für Vorhofflimmern.</w:t>
+        <w:t>Metaanalyse von 5 RCTs (N=1.644) zum Vergleich von Routine-Revaskularisierung vs. konservativer Behandlung bei koronarer Erkrankung vor/während TAVI; Netzwerk-Metaanalyse zu PCI-Strategien.</w:t>
       </w:r>
     </w:p>
     <w:p>
@@ -336,7 +336,7 @@
         <w:t xml:space="preserve">Ergebnis: </w:t>
       </w:r>
       <w:r>
-        <w:t>Läsionsgröße und -geometrie hängen primär vom elektrischen Feld und kumulativer Elektroporation ab. Konventionelle thermale Marker (Elektrogramm-Abschwächung, Impedanzänderung, Stimulationsschwelle) korrelieren schlecht mit durablerender irreversibler Elektroporation. Multiparametrische Läsions-Schätzmodelle zeigen vielversprechende präklinische Ergebnisse, klinische Validierung bleibt begrenzt. Robuste intraprozedurale Marker fehlen noch; gegenwärtige Workflows stützen sich auf standardisierte Energieprotokolle und Läsions-Überlappung.</w:t>
+        <w:t>Routine-PCI vs. konservativ: MACE-Risiko gesenkt (RR 0,80, 95%-KI 0,65–0,98), ungeplante Revaskularisierung gesenkt (RR 0,30, 95%-KI 0,11–0,83), Major-Blutung erhöht (RR 1,57, 95%-KI 1,07–2,32). Physiology-gesteuerte PCI rangiert höchste für ischämische Outcomes.</w:t>
       </w:r>
     </w:p>
     <w:p>
@@ -351,7 +351,7 @@
         <w:rPr>
           <w:sz w:val="19"/>
         </w:rPr>
-        <w:t>Europäische Arbeitsgruppe (Spanien, Schweiz, Niederlande, Belgien, USA), auf deutsche Katheterlabore anwendbar.</w:t>
+        <w:t>Europäisch-amerikanische Evidenz, Koronaranatomie und Revaskularisierungsprinzipien Deutschland-übertragbar.</w:t>
       </w:r>
     </w:p>
     <w:p>
@@ -360,7 +360,7 @@
           <w:color w:val="5A7D3A"/>
           <w:sz w:val="18"/>
         </w:rPr>
-        <w:t>https://pubmed.ncbi.nlm.nih.gov/42905912/</w:t>
+        <w:t>https://pubmed.ncbi.nlm.nih.gov/42910974/</w:t>
       </w:r>
     </w:p>
     <w:p>
@@ -368,7 +368,7 @@
         <w:pStyle w:val="Heading2"/>
       </w:pPr>
       <w:r>
-        <w:t>Antikoagulation nach VHF-Ablation: Absetzen bei niedrigem Schlaganfallrisiko sicher</w:t>
+        <w:t>Frankreich: PCI-Einsatz stieg um 40 %, Bypass-Eingriffe sanken um 8 % (2014–2023)</w:t>
       </w:r>
     </w:p>
     <w:p>
@@ -378,12 +378,12 @@
           <w:color w:val="666666"/>
           <w:sz w:val="18"/>
         </w:rPr>
-        <w:t>Lee YS et al.  ·  Heart Rhythm  ·  16.10.2026  ·  PMID 42887624</w:t>
+        <w:t>Hauguel-Moreau M et al.  ·  J Am Heart Assoc  ·  20.10.2026  ·  PMID 42885791</w:t>
       </w:r>
     </w:p>
     <w:p>
       <w:r>
-        <w:t>Post-hoc-Analyse der ALONE-AF-Studie an 840 Patienten, stratifiziert nach CHA2DS2-VASc-Score ≤2 oder ≥3, zum Vergleich Antikoagulations-Absetzen versus Fortsetzung nach erfolgreicher VHF-Ablation.</w:t>
+        <w:t>Analyse der Französischen Nationalen Krankenhausdatenbank von 2014 bis 2023 mit 6.290.951 koronaren Interventionen bei 2.985.822 Patienten zur Darstellung zeitlicher Trends.</w:t>
       </w:r>
     </w:p>
     <w:p>
@@ -394,7 +394,7 @@
         <w:t xml:space="preserve">Ergebnis: </w:t>
       </w:r>
       <w:r>
-        <w:t>CHA2DS2-VASc ≤2: Primärer Endpunkt (Schlaganfall, systemische Embolie, major bleeding) in 0,4 % (Absetzen) vs. 2,4 % (Fortsetzung), Differenz −1,9 Prozentpunkte (p=0,066). CHA2DS2-VASc ≥3: 1,8 % nur in Fortsetzungs-Gruppe. Alle major-bleeding-Ereignisse (n=5) traten in Fortsetzungs-Gruppen auf. Competing-risk-Analyse bestätigte Ergebnisse.</w:t>
+        <w:t>Jährliche Interventionen stiegen um 33 %; Herzkatheter +32 %, PCI +40 %, Bypass –8 %. PCI-Wachstum war elektiv (+53,5 % auf 56,9 %); Multigefäß-Erkrankung stieg von 16,7 % auf 19,0 %. Letalität nach PCI: 2,05 % (2014) → 1,58 % (2023), nach Bypass: 3,5 % → 2,9 %.</w:t>
       </w:r>
     </w:p>
     <w:p>
@@ -409,7 +409,7 @@
         <w:rPr>
           <w:sz w:val="19"/>
         </w:rPr>
-        <w:t>Koreanische Multizenterstudie, stroke-risk-Stratifizierung international anerkannt und auf Deutschland übertragbar.</w:t>
+        <w:t>Französische Versorgungsdaten, Sozialversicherungssystem ähnlich Deutschland.</w:t>
       </w:r>
     </w:p>
     <w:p>
@@ -418,7 +418,7 @@
           <w:color w:val="5A7D3A"/>
           <w:sz w:val="18"/>
         </w:rPr>
-        <w:t>https://pubmed.ncbi.nlm.nih.gov/42887624/</w:t>
+        <w:t>https://pubmed.ncbi.nlm.nih.gov/42885791/</w:t>
       </w:r>
     </w:p>
     <w:sectPr>
